--- a/RESEARCH/Parallelization/vectors/Отчет по курсовой работе.docx
+++ b/RESEARCH/Parallelization/vectors/Отчет по курсовой работе.docx
@@ -5975,7 +5975,74 @@
           <w:sz w:val="28"/>
           <w:szCs w:val="28"/>
         </w:rPr>
-        <w:t xml:space="preserve">Визуализация полученной решетки через программу </w:t>
+        <w:t xml:space="preserve">Визуализация полученной решетки </w:t>
+      </w:r>
+      <w:r>
+        <w:rPr>
+          <w:rFonts w:ascii="Times New Roman" w:hAnsi="Times New Roman" w:cs="Times New Roman"/>
+          <w:sz w:val="28"/>
+          <w:szCs w:val="28"/>
+        </w:rPr>
+        <w:t>7</w:t>
+      </w:r>
+      <w:r>
+        <w:rPr>
+          <w:rFonts w:ascii="Times New Roman" w:hAnsi="Times New Roman" w:cs="Times New Roman"/>
+          <w:sz w:val="28"/>
+          <w:szCs w:val="28"/>
+          <w:lang w:val="en-US"/>
+        </w:rPr>
+        <w:t>x</w:t>
+      </w:r>
+      <w:r>
+        <w:rPr>
+          <w:rFonts w:ascii="Times New Roman" w:hAnsi="Times New Roman" w:cs="Times New Roman"/>
+          <w:sz w:val="28"/>
+          <w:szCs w:val="28"/>
+        </w:rPr>
+        <w:t>7</w:t>
+      </w:r>
+      <w:r>
+        <w:rPr>
+          <w:rFonts w:ascii="Times New Roman" w:hAnsi="Times New Roman" w:cs="Times New Roman"/>
+          <w:sz w:val="28"/>
+          <w:szCs w:val="28"/>
+          <w:lang w:val="en-US"/>
+        </w:rPr>
+        <w:t>x</w:t>
+      </w:r>
+      <w:r>
+        <w:rPr>
+          <w:rFonts w:ascii="Times New Roman" w:hAnsi="Times New Roman" w:cs="Times New Roman"/>
+          <w:sz w:val="28"/>
+          <w:szCs w:val="28"/>
+        </w:rPr>
+        <w:t xml:space="preserve">7 </w:t>
+      </w:r>
+      <w:r>
+        <w:rPr>
+          <w:rFonts w:ascii="Times New Roman" w:hAnsi="Times New Roman" w:cs="Times New Roman"/>
+          <w:sz w:val="28"/>
+          <w:szCs w:val="28"/>
+          <w:lang w:val="en-US"/>
+        </w:rPr>
+        <w:t>NaCl</w:t>
+      </w:r>
+      <w:r>
+        <w:rPr>
+          <w:rFonts w:ascii="Times New Roman" w:hAnsi="Times New Roman" w:cs="Times New Roman"/>
+          <w:sz w:val="28"/>
+          <w:szCs w:val="28"/>
+        </w:rPr>
+        <w:t xml:space="preserve"> </w:t>
+      </w:r>
+      <w:r>
+        <w:rPr>
+          <w:rFonts w:ascii="Times New Roman" w:hAnsi="Times New Roman" w:cs="Times New Roman"/>
+          <w:sz w:val="28"/>
+          <w:szCs w:val="28"/>
+        </w:rPr>
+        <w:t xml:space="preserve">через программу </w:t>
       </w:r>
       <w:r>
         <w:rPr>
